--- a/full_flat/module-02-basic-chemistry-practice-quiz.docx
+++ b/full_flat/module-02-basic-chemistry-practice-quiz.docx
@@ -17,15 +17,19 @@
     </w:p>
     <w:p>
       <w:r>
-        <w:t xml:space="preserve">1. </w:t>
+        <w:t xml:space="preserve">• </w:t>
+      </w:r>
+      <w:r>
+        <w:br/>
       </w:r>
       <w:r>
         <w:t>Table salt (NaCl) forms when a sodium atom gives up an electron to a chlorine atom. What kind of bond holds the result together?</w:t>
       </w:r>
-    </w:p>
-    <w:p>
       <w:r>
-        <w:t xml:space="preserve">2. </w:t>
+        <w:br/>
+      </w:r>
+      <w:r>
+        <w:br/>
       </w:r>
       <w:r>
         <w:t>A. A covalent bond from shared electrons</w:t>
@@ -33,7 +37,10 @@
     </w:p>
     <w:p>
       <w:r>
-        <w:t xml:space="preserve">3. </w:t>
+        <w:t xml:space="preserve">• </w:t>
+      </w:r>
+      <w:r>
+        <w:br/>
       </w:r>
       <w:r>
         <w:t>B. An ionic bond between oppositely charged ions</w:t>
@@ -41,7 +48,10 @@
     </w:p>
     <w:p>
       <w:r>
-        <w:t xml:space="preserve">4. </w:t>
+        <w:t xml:space="preserve">• </w:t>
+      </w:r>
+      <w:r>
+        <w:br/>
       </w:r>
       <w:r>
         <w:t>C. A hydrogen bond</w:t>
@@ -49,7 +59,10 @@
     </w:p>
     <w:p>
       <w:r>
-        <w:t xml:space="preserve">5. </w:t>
+        <w:t xml:space="preserve">• </w:t>
+      </w:r>
+      <w:r>
+        <w:br/>
       </w:r>
       <w:r>
         <w:t>D. No bond at all</w:t>
@@ -57,7 +70,10 @@
     </w:p>
     <w:p>
       <w:r>
-        <w:t xml:space="preserve">6. </w:t>
+        <w:t xml:space="preserve">• </w:t>
+      </w:r>
+      <w:r>
+        <w:br/>
       </w:r>
       <w:r>
         <w:t>Answer: B</w:t>
@@ -65,7 +81,7 @@
     </w:p>
     <w:p>
       <w:r>
-        <w:t xml:space="preserve">7. </w:t>
+        <w:t xml:space="preserve">• </w:t>
       </w:r>
       <w:r>
         <w:br/>
@@ -73,13 +89,10 @@
       <w:r>
         <w:t>Why: Transferring electrons creates charged ions that attract each other, which is an ionic bond. Sharing electrons instead would make a covalent bond.</w:t>
       </w:r>
-      <w:r>
-        <w:br/>
-      </w:r>
     </w:p>
     <w:p>
       <w:r>
-        <w:t xml:space="preserve">8. </w:t>
+        <w:t xml:space="preserve">• </w:t>
       </w:r>
       <w:r>
         <w:br/>
@@ -90,10 +103,8 @@
       <w:r>
         <w:br/>
       </w:r>
-    </w:p>
-    <w:p>
       <w:r>
-        <w:t xml:space="preserve">9. </w:t>
+        <w:br/>
       </w:r>
       <w:r>
         <w:t>A. Water is polar, so its partial charges pull on charged and polar molecules.</w:t>
@@ -101,7 +112,10 @@
     </w:p>
     <w:p>
       <w:r>
-        <w:t xml:space="preserve">10. </w:t>
+        <w:t xml:space="preserve">• </w:t>
+      </w:r>
+      <w:r>
+        <w:br/>
       </w:r>
       <w:r>
         <w:t>B. Water carries no charge anywhere in the molecule.</w:t>
@@ -109,7 +123,10 @@
     </w:p>
     <w:p>
       <w:r>
-        <w:t xml:space="preserve">11. </w:t>
+        <w:t xml:space="preserve">• </w:t>
+      </w:r>
+      <w:r>
+        <w:br/>
       </w:r>
       <w:r>
         <w:t>C. Water is a pure element.</w:t>
@@ -117,7 +134,10 @@
     </w:p>
     <w:p>
       <w:r>
-        <w:t xml:space="preserve">12. </w:t>
+        <w:t xml:space="preserve">• </w:t>
+      </w:r>
+      <w:r>
+        <w:br/>
       </w:r>
       <w:r>
         <w:t>D. Water is always strongly acidic.</w:t>
@@ -125,7 +145,10 @@
     </w:p>
     <w:p>
       <w:r>
-        <w:t xml:space="preserve">13. </w:t>
+        <w:t xml:space="preserve">• </w:t>
+      </w:r>
+      <w:r>
+        <w:br/>
       </w:r>
       <w:r>
         <w:t>Answer: A</w:t>
@@ -133,7 +156,7 @@
     </w:p>
     <w:p>
       <w:r>
-        <w:t xml:space="preserve">14. </w:t>
+        <w:t xml:space="preserve">• </w:t>
       </w:r>
       <w:r>
         <w:br/>
@@ -141,13 +164,10 @@
       <w:r>
         <w:t>Why: Water's polarity (uneven charge distribution) lets it surround and separate ions and polar molecules, so they dissolve.</w:t>
       </w:r>
-      <w:r>
-        <w:br/>
-      </w:r>
     </w:p>
     <w:p>
       <w:r>
-        <w:t xml:space="preserve">15. </w:t>
+        <w:t xml:space="preserve">• </w:t>
       </w:r>
       <w:r>
         <w:br/>
@@ -158,10 +178,8 @@
       <w:r>
         <w:br/>
       </w:r>
-    </w:p>
-    <w:p>
       <w:r>
-        <w:t xml:space="preserve">16. </w:t>
+        <w:br/>
       </w:r>
       <w:r>
         <w:t>A. more basic, with fewer hydrogen ions</w:t>
@@ -169,7 +187,10 @@
     </w:p>
     <w:p>
       <w:r>
-        <w:t xml:space="preserve">17. </w:t>
+        <w:t xml:space="preserve">• </w:t>
+      </w:r>
+      <w:r>
+        <w:br/>
       </w:r>
       <w:r>
         <w:t>B. exactly neutral</w:t>
@@ -177,7 +198,10 @@
     </w:p>
     <w:p>
       <w:r>
-        <w:t xml:space="preserve">18. </w:t>
+        <w:t xml:space="preserve">• </w:t>
+      </w:r>
+      <w:r>
+        <w:br/>
       </w:r>
       <w:r>
         <w:t>C. a pure element</w:t>
@@ -185,7 +209,10 @@
     </w:p>
     <w:p>
       <w:r>
-        <w:t xml:space="preserve">19. </w:t>
+        <w:t xml:space="preserve">• </w:t>
+      </w:r>
+      <w:r>
+        <w:br/>
       </w:r>
       <w:r>
         <w:t>D. more acidic, with more hydrogen ions</w:t>
@@ -193,7 +220,10 @@
     </w:p>
     <w:p>
       <w:r>
-        <w:t xml:space="preserve">20. </w:t>
+        <w:t xml:space="preserve">• </w:t>
+      </w:r>
+      <w:r>
+        <w:br/>
       </w:r>
       <w:r>
         <w:t>Answer: D</w:t>
@@ -201,7 +231,7 @@
     </w:p>
     <w:p>
       <w:r>
-        <w:t xml:space="preserve">21. </w:t>
+        <w:t xml:space="preserve">• </w:t>
       </w:r>
       <w:r>
         <w:br/>
@@ -209,13 +239,10 @@
       <w:r>
         <w:t>Why: Lower pH means a higher concentration of hydrogen ions, which is more acidic.</w:t>
       </w:r>
-      <w:r>
-        <w:br/>
-      </w:r>
     </w:p>
     <w:p>
       <w:r>
-        <w:t xml:space="preserve">22. </w:t>
+        <w:t xml:space="preserve">• </w:t>
       </w:r>
       <w:r>
         <w:br/>
@@ -226,10 +253,8 @@
       <w:r>
         <w:br/>
       </w:r>
-    </w:p>
-    <w:p>
       <w:r>
-        <w:t xml:space="preserve">23. </w:t>
+        <w:br/>
       </w:r>
       <w:r>
         <w:t>A. Blood contains no water.</w:t>
@@ -237,7 +262,10 @@
     </w:p>
     <w:p>
       <w:r>
-        <w:t xml:space="preserve">24. </w:t>
+        <w:t xml:space="preserve">• </w:t>
+      </w:r>
+      <w:r>
+        <w:br/>
       </w:r>
       <w:r>
         <w:t>B. Acids are unable to enter blood.</w:t>
@@ -245,7 +273,10 @@
     </w:p>
     <w:p>
       <w:r>
-        <w:t xml:space="preserve">25. </w:t>
+        <w:t xml:space="preserve">• </w:t>
+      </w:r>
+      <w:r>
+        <w:br/>
       </w:r>
       <w:r>
         <w:t>C. A buffer resists pH change by absorbing or releasing hydrogen ions.</w:t>
@@ -253,7 +284,10 @@
     </w:p>
     <w:p>
       <w:r>
-        <w:t xml:space="preserve">26. </w:t>
+        <w:t xml:space="preserve">• </w:t>
+      </w:r>
+      <w:r>
+        <w:br/>
       </w:r>
       <w:r>
         <w:t>D. pH never changes in any liquid.</w:t>
@@ -261,7 +295,10 @@
     </w:p>
     <w:p>
       <w:r>
-        <w:t xml:space="preserve">27. </w:t>
+        <w:t xml:space="preserve">• </w:t>
+      </w:r>
+      <w:r>
+        <w:br/>
       </w:r>
       <w:r>
         <w:t>Answer: C</w:t>
@@ -269,7 +306,10 @@
     </w:p>
     <w:p>
       <w:r>
-        <w:t xml:space="preserve">28. </w:t>
+        <w:t xml:space="preserve">• </w:t>
+      </w:r>
+      <w:r>
+        <w:br/>
       </w:r>
       <w:r>
         <w:t>Why: Buffers stabilize pH by taking up or releasing hydrogen ions, which protects enzymes and cell function.</w:t>
